--- a/reports/day-05-report.docx
+++ b/reports/day-05-report.docx
@@ -1830,68 +1830,22 @@
         </w:rPr>
         <w:t xml:space="preserve"> </w:t>
       </w:r>
-      <w:proofErr w:type="spellStart"/>
       <w:r>
         <w:rPr>
           <w:bCs/>
           <w:i/>
           <w:iCs/>
         </w:rPr>
-        <w:t>Hamidiye</w:t>
-      </w:r>
-      <w:proofErr w:type="spellEnd"/>
+        <w:t>Hamidiye Mah. Anadolu Cad. No:40/2</w:t>
+      </w:r>
       <w:r>
         <w:rPr>
           <w:bCs/>
           <w:i/>
           <w:iCs/>
         </w:rPr>
-        <w:t xml:space="preserve"> Mah. Anadolu Cad. No:40/2</w:t>
-      </w:r>
-      <w:r>
-        <w:rPr>
-          <w:bCs/>
-          <w:i/>
-          <w:iCs/>
-        </w:rPr>
         <w:br/>
-        <w:t xml:space="preserve">Atlas </w:t>
-      </w:r>
-      <w:proofErr w:type="spellStart"/>
-      <w:r>
-        <w:rPr>
-          <w:bCs/>
-          <w:i/>
-          <w:iCs/>
-        </w:rPr>
-        <w:t>Üniversitesi</w:t>
-      </w:r>
-      <w:proofErr w:type="spellEnd"/>
-      <w:r>
-        <w:rPr>
-          <w:bCs/>
-          <w:i/>
-          <w:iCs/>
-        </w:rPr>
-        <w:t xml:space="preserve"> </w:t>
-      </w:r>
-      <w:proofErr w:type="spellStart"/>
-      <w:r>
-        <w:rPr>
-          <w:bCs/>
-          <w:i/>
-          <w:iCs/>
-        </w:rPr>
-        <w:t>Kağıthane</w:t>
-      </w:r>
-      <w:proofErr w:type="spellEnd"/>
-      <w:r>
-        <w:rPr>
-          <w:bCs/>
-          <w:i/>
-          <w:iCs/>
-        </w:rPr>
-        <w:t xml:space="preserve"> / İstanbul</w:t>
+        <w:t>Atlas Üniversitesi Kağıthane / İstanbul</w:t>
       </w:r>
       <w:r>
         <w:rPr>
@@ -3194,14 +3148,21 @@
                 <w:sz w:val="16"/>
                 <w:szCs w:val="16"/>
               </w:rPr>
-              <w:t>04</w:t>
+              <w:t>0</w:t>
             </w:r>
             <w:r>
               <w:rPr>
                 <w:sz w:val="16"/>
                 <w:szCs w:val="16"/>
               </w:rPr>
-              <w:t xml:space="preserve"> / </w:t>
+              <w:t>6</w:t>
+            </w:r>
+            <w:r>
+              <w:rPr>
+                <w:sz w:val="16"/>
+                <w:szCs w:val="16"/>
+              </w:rPr>
+              <w:t xml:space="preserve">/ </w:t>
             </w:r>
             <w:r>
               <w:rPr>
@@ -3316,7 +3277,14 @@
                 <w:szCs w:val="16"/>
                 <w:rtl/>
               </w:rPr>
-              <w:t>05</w:t>
+              <w:t>0</w:t>
+            </w:r>
+            <w:r>
+              <w:rPr>
+                <w:sz w:val="16"/>
+                <w:szCs w:val="16"/>
+              </w:rPr>
+              <w:t>7</w:t>
             </w:r>
             <w:r>
               <w:rPr>
@@ -5678,53 +5646,8 @@
         <w:jc w:val="both"/>
       </w:pPr>
       <w:r>
-        <w:t>(</w:t>
-      </w:r>
-      <w:proofErr w:type="spellStart"/>
-      <w:r>
-        <w:t>Yapılan</w:t>
-      </w:r>
-      <w:proofErr w:type="spellEnd"/>
-      <w:r>
-        <w:t xml:space="preserve"> </w:t>
-      </w:r>
-      <w:proofErr w:type="spellStart"/>
-      <w:r>
-        <w:t>çalışma</w:t>
-      </w:r>
-      <w:proofErr w:type="spellEnd"/>
-      <w:r>
-        <w:t xml:space="preserve"> </w:t>
-      </w:r>
-      <w:proofErr w:type="spellStart"/>
-      <w:r>
-        <w:t>hakkında</w:t>
-      </w:r>
-      <w:proofErr w:type="spellEnd"/>
-      <w:r>
-        <w:t xml:space="preserve"> </w:t>
-      </w:r>
-      <w:proofErr w:type="spellStart"/>
-      <w:r>
-        <w:t>kısa</w:t>
-      </w:r>
-      <w:proofErr w:type="spellEnd"/>
-      <w:r>
-        <w:t xml:space="preserve"> </w:t>
-      </w:r>
-      <w:proofErr w:type="spellStart"/>
-      <w:r>
-        <w:t>bilgi</w:t>
-      </w:r>
-      <w:proofErr w:type="spellEnd"/>
-      <w:r>
-        <w:t xml:space="preserve"> </w:t>
-      </w:r>
-      <w:proofErr w:type="spellStart"/>
-      <w:r>
-        <w:t>verilir</w:t>
-      </w:r>
-      <w:proofErr w:type="spellEnd"/>
+        <w:t>(Yapılan çalışma hakkında kısa bilgi verilir</w:t>
+      </w:r>
       <w:r>
         <w:rPr>
           <w:i/>
@@ -5732,130 +5655,8 @@
         </w:rPr>
         <w:t xml:space="preserve">. </w:t>
       </w:r>
-      <w:proofErr w:type="spellStart"/>
-      <w:r>
-        <w:t>Kurum</w:t>
-      </w:r>
-      <w:proofErr w:type="spellEnd"/>
-      <w:r>
-        <w:t>/</w:t>
-      </w:r>
-      <w:proofErr w:type="spellStart"/>
-      <w:r>
-        <w:t>işletmenin</w:t>
-      </w:r>
-      <w:proofErr w:type="spellEnd"/>
-      <w:r>
-        <w:t xml:space="preserve"> </w:t>
-      </w:r>
-      <w:proofErr w:type="spellStart"/>
-      <w:r>
-        <w:t>hizmet</w:t>
-      </w:r>
-      <w:proofErr w:type="spellEnd"/>
-      <w:r>
-        <w:t xml:space="preserve"> </w:t>
-      </w:r>
-      <w:proofErr w:type="spellStart"/>
-      <w:r>
-        <w:t>alanı</w:t>
-      </w:r>
-      <w:proofErr w:type="spellEnd"/>
-      <w:r>
-        <w:t xml:space="preserve">, </w:t>
-      </w:r>
-      <w:proofErr w:type="spellStart"/>
-      <w:r>
-        <w:t>tanıtımı</w:t>
-      </w:r>
-      <w:proofErr w:type="spellEnd"/>
-      <w:r>
-        <w:t xml:space="preserve">, </w:t>
-      </w:r>
-      <w:proofErr w:type="spellStart"/>
-      <w:r>
-        <w:t>yapılacak</w:t>
-      </w:r>
-      <w:proofErr w:type="spellEnd"/>
-      <w:r>
-        <w:t xml:space="preserve"> </w:t>
-      </w:r>
-      <w:proofErr w:type="spellStart"/>
-      <w:r>
-        <w:t>stajın</w:t>
-      </w:r>
-      <w:proofErr w:type="spellEnd"/>
-      <w:r>
-        <w:t xml:space="preserve"> </w:t>
-      </w:r>
-      <w:proofErr w:type="spellStart"/>
-      <w:r>
-        <w:t>kapsamı</w:t>
-      </w:r>
-      <w:proofErr w:type="spellEnd"/>
-      <w:r>
-        <w:t xml:space="preserve"> vb. </w:t>
-      </w:r>
-      <w:proofErr w:type="spellStart"/>
-      <w:r>
-        <w:t>ile</w:t>
-      </w:r>
-      <w:proofErr w:type="spellEnd"/>
-      <w:r>
-        <w:t xml:space="preserve"> </w:t>
-      </w:r>
-      <w:proofErr w:type="spellStart"/>
-      <w:r>
-        <w:t>ilgili</w:t>
-      </w:r>
-      <w:proofErr w:type="spellEnd"/>
-      <w:r>
-        <w:t xml:space="preserve"> </w:t>
-      </w:r>
-      <w:proofErr w:type="spellStart"/>
-      <w:r>
-        <w:t>bilgiler</w:t>
-      </w:r>
-      <w:proofErr w:type="spellEnd"/>
-      <w:r>
-        <w:t xml:space="preserve"> </w:t>
-      </w:r>
-      <w:proofErr w:type="spellStart"/>
-      <w:r>
-        <w:t>verilir</w:t>
-      </w:r>
-      <w:proofErr w:type="spellEnd"/>
-      <w:r>
-        <w:t xml:space="preserve">. Bir </w:t>
-      </w:r>
-      <w:proofErr w:type="spellStart"/>
-      <w:r>
-        <w:t>sayfa</w:t>
-      </w:r>
-      <w:proofErr w:type="spellEnd"/>
-      <w:r>
-        <w:t xml:space="preserve"> </w:t>
-      </w:r>
-      <w:proofErr w:type="spellStart"/>
-      <w:r>
-        <w:t>olması</w:t>
-      </w:r>
-      <w:proofErr w:type="spellEnd"/>
-      <w:r>
-        <w:t xml:space="preserve"> </w:t>
-      </w:r>
-      <w:proofErr w:type="spellStart"/>
-      <w:proofErr w:type="gramStart"/>
-      <w:r>
-        <w:t>yeterlidir</w:t>
-      </w:r>
-      <w:proofErr w:type="spellEnd"/>
-      <w:r>
-        <w:t>./</w:t>
-      </w:r>
-      <w:proofErr w:type="gramEnd"/>
-      <w:r>
-        <w:t xml:space="preserve"> </w:t>
+      <w:r>
+        <w:t xml:space="preserve">Kurum/işletmenin hizmet alanı, tanıtımı, yapılacak stajın kapsamı vb. ile ilgili bilgiler verilir. Bir sayfa olması yeterlidir./ </w:t>
       </w:r>
     </w:p>
     <w:p>
@@ -5878,23 +5679,7 @@
           <w:i/>
           <w:iCs/>
         </w:rPr>
-        <w:t xml:space="preserve">Please provide brief info about the work being performed and </w:t>
-      </w:r>
-      <w:proofErr w:type="spellStart"/>
-      <w:r>
-        <w:rPr>
-          <w:i/>
-          <w:iCs/>
-        </w:rPr>
-        <w:t>abou</w:t>
-      </w:r>
-      <w:proofErr w:type="spellEnd"/>
-      <w:r>
-        <w:rPr>
-          <w:i/>
-          <w:iCs/>
-        </w:rPr>
-        <w:t xml:space="preserve"> the institution and areas of service provided by the institution, fields of work planned during the interview, etc...)</w:t>
+        <w:t>Please provide brief info about the work being performed and abou the institution and areas of service provided by the institution, fields of work planned during the interview, etc...)</w:t>
       </w:r>
     </w:p>
     <w:p>
@@ -5922,83 +5707,77 @@
           <w:sz w:val="28"/>
           <w:szCs w:val="28"/>
         </w:rPr>
-        <w:t xml:space="preserve">I am completing my internship at </w:t>
-      </w:r>
-      <w:proofErr w:type="spellStart"/>
+        <w:t>I am completing my internship at DESTade in the field of software development and web development. During this internship, I will improve my practical programming skills by working on web development tasks using HTML</w:t>
+      </w:r>
       <w:r>
         <w:rPr>
           <w:sz w:val="28"/>
           <w:szCs w:val="28"/>
         </w:rPr>
-        <w:t>DESTade</w:t>
-      </w:r>
-      <w:proofErr w:type="spellEnd"/>
+        <w:t xml:space="preserve"> </w:t>
+      </w:r>
       <w:r>
         <w:rPr>
           <w:sz w:val="28"/>
           <w:szCs w:val="28"/>
         </w:rPr>
-        <w:t xml:space="preserve"> in the field of software development and web development. During this internship, I will improve my practical programming skills by working on web development tasks using </w:t>
-      </w:r>
-      <w:proofErr w:type="gramStart"/>
+        <w:t>, CSS</w:t>
+      </w:r>
       <w:r>
         <w:rPr>
           <w:sz w:val="28"/>
           <w:szCs w:val="28"/>
         </w:rPr>
-        <w:t>HTML</w:t>
+        <w:t xml:space="preserve"> </w:t>
       </w:r>
       <w:r>
         <w:rPr>
           <w:sz w:val="28"/>
           <w:szCs w:val="28"/>
         </w:rPr>
-        <w:t xml:space="preserve"> </w:t>
+        <w:t xml:space="preserve">, </w:t>
       </w:r>
       <w:r>
         <w:rPr>
           <w:sz w:val="28"/>
           <w:szCs w:val="28"/>
         </w:rPr>
-        <w:t>,</w:t>
-      </w:r>
-      <w:proofErr w:type="gramEnd"/>
+        <w:t xml:space="preserve"> </w:t>
+      </w:r>
       <w:r>
         <w:rPr>
           <w:sz w:val="28"/>
           <w:szCs w:val="28"/>
         </w:rPr>
-        <w:t xml:space="preserve"> </w:t>
-      </w:r>
-      <w:proofErr w:type="gramStart"/>
+        <w:t>JavaScript</w:t>
+      </w:r>
       <w:r>
         <w:rPr>
           <w:sz w:val="28"/>
           <w:szCs w:val="28"/>
         </w:rPr>
-        <w:t>CSS</w:t>
+        <w:t xml:space="preserve"> </w:t>
       </w:r>
       <w:r>
         <w:rPr>
           <w:sz w:val="28"/>
           <w:szCs w:val="28"/>
         </w:rPr>
-        <w:t xml:space="preserve"> </w:t>
+        <w:t xml:space="preserve">, </w:t>
       </w:r>
       <w:r>
         <w:rPr>
           <w:sz w:val="28"/>
           <w:szCs w:val="28"/>
         </w:rPr>
-        <w:t>,</w:t>
-      </w:r>
-      <w:proofErr w:type="gramEnd"/>
+        <w:t xml:space="preserve"> </w:t>
+      </w:r>
       <w:r>
         <w:rPr>
           <w:sz w:val="28"/>
           <w:szCs w:val="28"/>
         </w:rPr>
-        <w:t xml:space="preserve"> </w:t>
+        <w:t>Git</w:t>
       </w:r>
       <w:r>
         <w:rPr>
@@ -6007,102 +5786,35 @@
         </w:rPr>
         <w:t xml:space="preserve"> </w:t>
       </w:r>
-      <w:proofErr w:type="gramStart"/>
       <w:r>
         <w:rPr>
           <w:sz w:val="28"/>
           <w:szCs w:val="28"/>
         </w:rPr>
-        <w:t>JavaScript</w:t>
-      </w:r>
-      <w:r>
+        <w:t>and GitHub.</w:t>
+      </w:r>
+    </w:p>
+    <w:p>
+      <w:pPr>
         <w:rPr>
           <w:sz w:val="28"/>
           <w:szCs w:val="28"/>
         </w:rPr>
-        <w:t xml:space="preserve"> </w:t>
-      </w:r>
-      <w:r>
+      </w:pPr>
+    </w:p>
+    <w:p>
+      <w:pPr>
         <w:rPr>
           <w:sz w:val="28"/>
           <w:szCs w:val="28"/>
         </w:rPr>
-        <w:t>,</w:t>
-      </w:r>
-      <w:proofErr w:type="gramEnd"/>
+      </w:pPr>
       <w:r>
         <w:rPr>
           <w:sz w:val="28"/>
           <w:szCs w:val="28"/>
         </w:rPr>
-        <w:t xml:space="preserve"> </w:t>
-      </w:r>
-      <w:r>
-        <w:rPr>
-          <w:sz w:val="28"/>
-          <w:szCs w:val="28"/>
-        </w:rPr>
-        <w:t xml:space="preserve"> </w:t>
-      </w:r>
-      <w:r>
-        <w:rPr>
-          <w:sz w:val="28"/>
-          <w:szCs w:val="28"/>
-        </w:rPr>
-        <w:t>Git</w:t>
-      </w:r>
-      <w:r>
-        <w:rPr>
-          <w:sz w:val="28"/>
-          <w:szCs w:val="28"/>
-        </w:rPr>
-        <w:t xml:space="preserve"> </w:t>
-      </w:r>
-      <w:r>
-        <w:rPr>
-          <w:sz w:val="28"/>
-          <w:szCs w:val="28"/>
-        </w:rPr>
-        <w:t>and GitHub.</w:t>
-      </w:r>
-    </w:p>
-    <w:p>
-      <w:pPr>
-        <w:rPr>
-          <w:sz w:val="28"/>
-          <w:szCs w:val="28"/>
-        </w:rPr>
-      </w:pPr>
-    </w:p>
-    <w:p>
-      <w:pPr>
-        <w:rPr>
-          <w:sz w:val="28"/>
-          <w:szCs w:val="28"/>
-        </w:rPr>
-      </w:pPr>
-      <w:r>
-        <w:rPr>
-          <w:sz w:val="28"/>
-          <w:szCs w:val="28"/>
-        </w:rPr>
-        <w:t xml:space="preserve">The main purpose of this internship is to understand how software projects are </w:t>
-      </w:r>
-      <w:proofErr w:type="gramStart"/>
-      <w:r>
-        <w:rPr>
-          <w:sz w:val="28"/>
-          <w:szCs w:val="28"/>
-        </w:rPr>
-        <w:t>organized</w:t>
-      </w:r>
-      <w:proofErr w:type="gramEnd"/>
-      <w:r>
-        <w:rPr>
-          <w:sz w:val="28"/>
-          <w:szCs w:val="28"/>
-        </w:rPr>
-        <w:t xml:space="preserve"> developed </w:t>
+        <w:t xml:space="preserve">The main purpose of this internship is to understand how software projects are organized developed </w:t>
       </w:r>
       <w:r>
         <w:rPr>
@@ -6309,26 +6021,16 @@
                 <w:sz w:val="21"/>
                 <w:szCs w:val="21"/>
               </w:rPr>
-              <w:t xml:space="preserve"> VE DOĞA BİLİMLERİ </w:t>
-            </w:r>
-            <w:proofErr w:type="gramStart"/>
+              <w:t xml:space="preserve"> VE DOĞA BİLİMLERİ FAK</w:t>
+            </w:r>
             <w:r>
               <w:rPr>
                 <w:b/>
                 <w:sz w:val="21"/>
                 <w:szCs w:val="21"/>
               </w:rPr>
-              <w:t>FAK</w:t>
-            </w:r>
-            <w:r>
-              <w:rPr>
-                <w:b/>
-                <w:sz w:val="21"/>
-                <w:szCs w:val="21"/>
-              </w:rPr>
               <w:t>./</w:t>
             </w:r>
-            <w:proofErr w:type="gramEnd"/>
             <w:r>
               <w:rPr>
                 <w:bCs/>
@@ -6578,53 +6280,12 @@
                 <w:color w:val="000000"/>
               </w:rPr>
             </w:pPr>
-            <w:proofErr w:type="spellStart"/>
-            <w:r>
-              <w:rPr>
-                <w:b/>
-                <w:color w:val="000000"/>
-              </w:rPr>
-              <w:t>Stajın</w:t>
-            </w:r>
-            <w:proofErr w:type="spellEnd"/>
-            <w:r>
-              <w:rPr>
-                <w:b/>
-                <w:color w:val="000000"/>
-              </w:rPr>
-              <w:t xml:space="preserve"> </w:t>
-            </w:r>
-            <w:proofErr w:type="spellStart"/>
-            <w:r>
-              <w:rPr>
-                <w:b/>
-                <w:color w:val="000000"/>
-              </w:rPr>
-              <w:t>Yapıldığı</w:t>
-            </w:r>
-            <w:proofErr w:type="spellEnd"/>
-            <w:r>
-              <w:rPr>
-                <w:b/>
-                <w:color w:val="000000"/>
-              </w:rPr>
-              <w:t xml:space="preserve"> </w:t>
-            </w:r>
-            <w:proofErr w:type="spellStart"/>
-            <w:r>
-              <w:rPr>
-                <w:b/>
-                <w:color w:val="000000"/>
-              </w:rPr>
-              <w:t>Departman</w:t>
-            </w:r>
-            <w:proofErr w:type="spellEnd"/>
-            <w:r>
-              <w:rPr>
-                <w:b/>
-                <w:color w:val="000000"/>
-              </w:rPr>
-              <w:t>/</w:t>
+            <w:r>
+              <w:rPr>
+                <w:b/>
+                <w:color w:val="000000"/>
+              </w:rPr>
+              <w:t>Stajın Yapıldığı Departman/</w:t>
             </w:r>
             <w:r>
               <w:rPr>
@@ -6724,55 +6385,7 @@
                 <w:b/>
                 <w:color w:val="000000"/>
               </w:rPr>
-              <w:t xml:space="preserve"> </w:t>
-            </w:r>
-            <w:proofErr w:type="spellStart"/>
-            <w:r>
-              <w:rPr>
-                <w:b/>
-                <w:color w:val="000000"/>
-              </w:rPr>
-              <w:t>Yapılan</w:t>
-            </w:r>
-            <w:proofErr w:type="spellEnd"/>
-            <w:r>
-              <w:rPr>
-                <w:b/>
-                <w:color w:val="000000"/>
-              </w:rPr>
-              <w:t xml:space="preserve"> </w:t>
-            </w:r>
-            <w:proofErr w:type="spellStart"/>
-            <w:r>
-              <w:rPr>
-                <w:b/>
-                <w:color w:val="000000"/>
-              </w:rPr>
-              <w:t>İşlerin</w:t>
-            </w:r>
-            <w:proofErr w:type="spellEnd"/>
-            <w:r>
-              <w:rPr>
-                <w:b/>
-                <w:color w:val="000000"/>
-              </w:rPr>
-              <w:t xml:space="preserve"> </w:t>
-            </w:r>
-            <w:proofErr w:type="spellStart"/>
-            <w:r>
-              <w:rPr>
-                <w:b/>
-                <w:color w:val="000000"/>
-              </w:rPr>
-              <w:t>Konusu</w:t>
-            </w:r>
-            <w:proofErr w:type="spellEnd"/>
-            <w:r>
-              <w:rPr>
-                <w:b/>
-                <w:color w:val="000000"/>
-              </w:rPr>
-              <w:t xml:space="preserve">/ </w:t>
+              <w:t xml:space="preserve"> Yapılan İşlerin Konusu/ </w:t>
             </w:r>
             <w:r>
               <w:rPr>
@@ -6790,9 +6403,8 @@
                 <w:iCs/>
                 <w:color w:val="000000"/>
               </w:rPr>
-              <w:t>Research/</w:t>
-            </w:r>
-            <w:proofErr w:type="gramStart"/>
+              <w:t>Research/Work</w:t>
+            </w:r>
             <w:r>
               <w:rPr>
                 <w:bCs/>
@@ -6800,7 +6412,7 @@
                 <w:iCs/>
                 <w:color w:val="000000"/>
               </w:rPr>
-              <w:t>Work</w:t>
+              <w:t xml:space="preserve"> </w:t>
             </w:r>
             <w:r>
               <w:rPr>
@@ -6809,18 +6421,8 @@
                 <w:iCs/>
                 <w:color w:val="000000"/>
               </w:rPr>
-              <w:t xml:space="preserve"> </w:t>
-            </w:r>
-            <w:r>
-              <w:rPr>
-                <w:bCs/>
-                <w:i/>
-                <w:iCs/>
-                <w:color w:val="000000"/>
-              </w:rPr>
               <w:t xml:space="preserve"> Conducted</w:t>
             </w:r>
-            <w:proofErr w:type="gramEnd"/>
             <w:r>
               <w:rPr>
                 <w:bCs/>
@@ -6879,39 +6481,7 @@
                 <w:b/>
                 <w:color w:val="000000"/>
               </w:rPr>
-              <w:t xml:space="preserve"> </w:t>
-            </w:r>
-            <w:proofErr w:type="spellStart"/>
-            <w:r>
-              <w:rPr>
-                <w:b/>
-                <w:color w:val="000000"/>
-              </w:rPr>
-              <w:t>Yapılan</w:t>
-            </w:r>
-            <w:proofErr w:type="spellEnd"/>
-            <w:r>
-              <w:rPr>
-                <w:b/>
-                <w:color w:val="000000"/>
-              </w:rPr>
-              <w:t xml:space="preserve"> </w:t>
-            </w:r>
-            <w:proofErr w:type="spellStart"/>
-            <w:r>
-              <w:rPr>
-                <w:b/>
-                <w:color w:val="000000"/>
-              </w:rPr>
-              <w:t>İşler</w:t>
-            </w:r>
-            <w:proofErr w:type="spellEnd"/>
-            <w:r>
-              <w:rPr>
-                <w:b/>
-                <w:color w:val="000000"/>
-              </w:rPr>
-              <w:t>/</w:t>
+              <w:t xml:space="preserve"> Yapılan İşler/</w:t>
             </w:r>
             <w:r>
               <w:rPr>
@@ -7039,7 +6609,6 @@
               </w:rPr>
               <w:t xml:space="preserve"> and applying additional </w:t>
             </w:r>
-            <w:proofErr w:type="spellStart"/>
             <w:r>
               <w:rPr>
                 <w:b/>
@@ -7047,9 +6616,8 @@
                 <w:sz w:val="24"/>
                 <w:szCs w:val="24"/>
               </w:rPr>
-              <w:t>css</w:t>
-            </w:r>
-            <w:proofErr w:type="spellEnd"/>
+              <w:t xml:space="preserve">css concepts to create a cleaner and more </w:t>
+            </w:r>
             <w:r>
               <w:rPr>
                 <w:b/>
@@ -7057,7 +6625,7 @@
                 <w:sz w:val="24"/>
                 <w:szCs w:val="24"/>
               </w:rPr>
-              <w:t xml:space="preserve"> concepts to create a cleaner and more </w:t>
+              <w:t xml:space="preserve">professional </w:t>
             </w:r>
             <w:r>
               <w:rPr>
@@ -7066,7 +6634,7 @@
                 <w:sz w:val="24"/>
                 <w:szCs w:val="24"/>
               </w:rPr>
-              <w:t xml:space="preserve">professional </w:t>
+              <w:t>design I updated</w:t>
             </w:r>
             <w:r>
               <w:rPr>
@@ -7075,7 +6643,7 @@
                 <w:sz w:val="24"/>
                 <w:szCs w:val="24"/>
               </w:rPr>
-              <w:t>design I updated</w:t>
+              <w:t xml:space="preserve"> the </w:t>
             </w:r>
             <w:r>
               <w:rPr>
@@ -7084,7 +6652,7 @@
                 <w:sz w:val="24"/>
                 <w:szCs w:val="24"/>
               </w:rPr>
-              <w:t xml:space="preserve"> the </w:t>
+              <w:t xml:space="preserve">navigation bar bt replacing </w:t>
             </w:r>
             <w:r>
               <w:rPr>
@@ -7093,9 +6661,8 @@
                 <w:sz w:val="24"/>
                 <w:szCs w:val="24"/>
               </w:rPr>
-              <w:t xml:space="preserve">navigation bar </w:t>
-            </w:r>
-            <w:proofErr w:type="spellStart"/>
+              <w:t xml:space="preserve">the  previous logo implementation </w:t>
+            </w:r>
             <w:r>
               <w:rPr>
                 <w:b/>
@@ -7103,9 +6670,8 @@
                 <w:sz w:val="24"/>
                 <w:szCs w:val="24"/>
               </w:rPr>
-              <w:t>bt</w:t>
-            </w:r>
-            <w:proofErr w:type="spellEnd"/>
+              <w:t>with an imag</w:t>
+            </w:r>
             <w:r>
               <w:rPr>
                 <w:b/>
@@ -7113,9 +6679,8 @@
                 <w:sz w:val="24"/>
                 <w:szCs w:val="24"/>
               </w:rPr>
-              <w:t xml:space="preserve"> replacing </w:t>
-            </w:r>
-            <w:proofErr w:type="gramStart"/>
+              <w:t>e</w:t>
+            </w:r>
             <w:r>
               <w:rPr>
                 <w:b/>
@@ -7123,9 +6688,8 @@
                 <w:sz w:val="24"/>
                 <w:szCs w:val="24"/>
               </w:rPr>
-              <w:t>the  previous</w:t>
-            </w:r>
-            <w:proofErr w:type="gramEnd"/>
+              <w:t xml:space="preserve"> element so</w:t>
+            </w:r>
             <w:r>
               <w:rPr>
                 <w:b/>
@@ -7133,63 +6697,7 @@
                 <w:sz w:val="24"/>
                 <w:szCs w:val="24"/>
               </w:rPr>
-              <w:t xml:space="preserve"> logo implementation </w:t>
-            </w:r>
-            <w:r>
-              <w:rPr>
-                <w:b/>
-                <w:color w:val="000000"/>
-                <w:sz w:val="24"/>
-                <w:szCs w:val="24"/>
-              </w:rPr>
-              <w:t>with an imag</w:t>
-            </w:r>
-            <w:r>
-              <w:rPr>
-                <w:b/>
-                <w:color w:val="000000"/>
-                <w:sz w:val="24"/>
-                <w:szCs w:val="24"/>
-              </w:rPr>
-              <w:t>e</w:t>
-            </w:r>
-            <w:r>
-              <w:rPr>
-                <w:b/>
-                <w:color w:val="000000"/>
-                <w:sz w:val="24"/>
-                <w:szCs w:val="24"/>
-              </w:rPr>
-              <w:t xml:space="preserve"> element so</w:t>
-            </w:r>
-            <w:r>
-              <w:rPr>
-                <w:b/>
-                <w:color w:val="000000"/>
-                <w:sz w:val="24"/>
-                <w:szCs w:val="24"/>
-              </w:rPr>
-              <w:t xml:space="preserve"> </w:t>
-            </w:r>
-            <w:proofErr w:type="spellStart"/>
-            <w:r>
-              <w:rPr>
-                <w:b/>
-                <w:color w:val="000000"/>
-                <w:sz w:val="24"/>
-                <w:szCs w:val="24"/>
-              </w:rPr>
-              <w:t>alloing</w:t>
-            </w:r>
-            <w:proofErr w:type="spellEnd"/>
-            <w:r>
-              <w:rPr>
-                <w:b/>
-                <w:color w:val="000000"/>
-                <w:sz w:val="24"/>
-                <w:szCs w:val="24"/>
-              </w:rPr>
-              <w:t xml:space="preserve"> better control over the logo </w:t>
+              <w:t xml:space="preserve"> alloing better control over the logo </w:t>
             </w:r>
             <w:r>
               <w:rPr>
@@ -7326,9 +6834,8 @@
                 <w:sz w:val="24"/>
                 <w:szCs w:val="24"/>
               </w:rPr>
-              <w:t xml:space="preserve">"Join Now" and "Learn </w:t>
-            </w:r>
-            <w:proofErr w:type="spellStart"/>
+              <w:t>"Join Now" and "Learn More."</w:t>
+            </w:r>
             <w:r>
               <w:rPr>
                 <w:b/>
@@ -7336,7 +6843,7 @@
                 <w:sz w:val="24"/>
                 <w:szCs w:val="24"/>
               </w:rPr>
-              <w:t>More."</w:t>
+              <w:t xml:space="preserve">and style </w:t>
             </w:r>
             <w:r>
               <w:rPr>
@@ -7345,9 +6852,8 @@
                 <w:sz w:val="24"/>
                 <w:szCs w:val="24"/>
               </w:rPr>
-              <w:t>and</w:t>
-            </w:r>
-            <w:proofErr w:type="spellEnd"/>
+              <w:t>them as butto</w:t>
+            </w:r>
             <w:r>
               <w:rPr>
                 <w:b/>
@@ -7355,7 +6861,7 @@
                 <w:sz w:val="24"/>
                 <w:szCs w:val="24"/>
               </w:rPr>
-              <w:t xml:space="preserve"> style </w:t>
+              <w:t xml:space="preserve">ns by </w:t>
             </w:r>
             <w:r>
               <w:rPr>
@@ -7364,7 +6870,7 @@
                 <w:sz w:val="24"/>
                 <w:szCs w:val="24"/>
               </w:rPr>
-              <w:t>them as butto</w:t>
+              <w:t xml:space="preserve">css </w:t>
             </w:r>
             <w:r>
               <w:rPr>
@@ -7373,9 +6879,8 @@
                 <w:sz w:val="24"/>
                 <w:szCs w:val="24"/>
               </w:rPr>
-              <w:t xml:space="preserve">ns by </w:t>
-            </w:r>
-            <w:proofErr w:type="spellStart"/>
+              <w:t xml:space="preserve">I created </w:t>
+            </w:r>
             <w:r>
               <w:rPr>
                 <w:b/>
@@ -7383,9 +6888,8 @@
                 <w:sz w:val="24"/>
                 <w:szCs w:val="24"/>
               </w:rPr>
-              <w:t>css</w:t>
-            </w:r>
-            <w:proofErr w:type="spellEnd"/>
+              <w:t xml:space="preserve">reusable button styles </w:t>
+            </w:r>
             <w:r>
               <w:rPr>
                 <w:b/>
@@ -7393,54 +6897,7 @@
                 <w:sz w:val="24"/>
                 <w:szCs w:val="24"/>
               </w:rPr>
-              <w:t xml:space="preserve"> </w:t>
-            </w:r>
-            <w:r>
-              <w:rPr>
-                <w:b/>
-                <w:color w:val="000000"/>
-                <w:sz w:val="24"/>
-                <w:szCs w:val="24"/>
-              </w:rPr>
-              <w:t xml:space="preserve">I created </w:t>
-            </w:r>
-            <w:r>
-              <w:rPr>
-                <w:b/>
-                <w:color w:val="000000"/>
-                <w:sz w:val="24"/>
-                <w:szCs w:val="24"/>
-              </w:rPr>
-              <w:t xml:space="preserve">reusable button styles </w:t>
-            </w:r>
-            <w:r>
-              <w:rPr>
-                <w:b/>
-                <w:color w:val="000000"/>
-                <w:sz w:val="24"/>
-                <w:szCs w:val="24"/>
-              </w:rPr>
-              <w:t xml:space="preserve">using a </w:t>
-            </w:r>
-            <w:proofErr w:type="spellStart"/>
-            <w:r>
-              <w:rPr>
-                <w:b/>
-                <w:color w:val="000000"/>
-                <w:sz w:val="24"/>
-                <w:szCs w:val="24"/>
-              </w:rPr>
-              <w:t>css</w:t>
-            </w:r>
-            <w:proofErr w:type="spellEnd"/>
-            <w:r>
-              <w:rPr>
-                <w:b/>
-                <w:color w:val="000000"/>
-                <w:sz w:val="24"/>
-                <w:szCs w:val="24"/>
-              </w:rPr>
-              <w:t xml:space="preserve"> class and custo</w:t>
+              <w:t>using a css class and custo</w:t>
             </w:r>
             <w:r>
               <w:rPr>
@@ -7550,7 +7007,7 @@
                 <w:sz w:val="24"/>
                 <w:szCs w:val="24"/>
               </w:rPr>
-              <w:t xml:space="preserve"> </w:t>
+              <w:t xml:space="preserve"> efficiently</w:t>
             </w:r>
             <w:r>
               <w:rPr>
@@ -7559,7 +7016,7 @@
                 <w:sz w:val="24"/>
                 <w:szCs w:val="24"/>
               </w:rPr>
-              <w:t>efficiently</w:t>
+              <w:t xml:space="preserve"> I learned how nested flex</w:t>
             </w:r>
             <w:r>
               <w:rPr>
@@ -7568,7 +7025,7 @@
                 <w:sz w:val="24"/>
                 <w:szCs w:val="24"/>
               </w:rPr>
-              <w:t xml:space="preserve"> I learned how nested flex</w:t>
+              <w:t xml:space="preserve">box containers can </w:t>
             </w:r>
             <w:r>
               <w:rPr>
@@ -7577,7 +7034,7 @@
                 <w:sz w:val="24"/>
                 <w:szCs w:val="24"/>
               </w:rPr>
-              <w:t xml:space="preserve">box containers can </w:t>
+              <w:t>be used to arrange the hero section</w:t>
             </w:r>
             <w:r>
               <w:rPr>
@@ -7586,7 +7043,7 @@
                 <w:sz w:val="24"/>
                 <w:szCs w:val="24"/>
               </w:rPr>
-              <w:t>be used to arrange the hero section</w:t>
+              <w:t xml:space="preserve"> vertically while keeping the buttons aligned horizontally This approach reduced the need for excessive margins</w:t>
             </w:r>
             <w:r>
               <w:rPr>
@@ -7595,7 +7052,7 @@
                 <w:sz w:val="24"/>
                 <w:szCs w:val="24"/>
               </w:rPr>
-              <w:t xml:space="preserve"> </w:t>
+              <w:t xml:space="preserve"> and created a cleaner page structure I also improved the ov</w:t>
             </w:r>
             <w:r>
               <w:rPr>
@@ -7604,7 +7061,7 @@
                 <w:sz w:val="24"/>
                 <w:szCs w:val="24"/>
               </w:rPr>
-              <w:t>vertically while keeping the buttons aligned horizontally</w:t>
+              <w:t xml:space="preserve">erall appearance of the web landing page </w:t>
             </w:r>
             <w:r>
               <w:rPr>
@@ -7613,7 +7070,7 @@
                 <w:sz w:val="24"/>
                 <w:szCs w:val="24"/>
               </w:rPr>
-              <w:t xml:space="preserve"> </w:t>
+              <w:t xml:space="preserve">bt adjust text spac , apply the shadow </w:t>
             </w:r>
             <w:r>
               <w:rPr>
@@ -7622,7 +7079,7 @@
                 <w:sz w:val="24"/>
                 <w:szCs w:val="24"/>
               </w:rPr>
-              <w:t>This approach reduced the need for excessive margins</w:t>
+              <w:t>effect to heading</w:t>
             </w:r>
             <w:r>
               <w:rPr>
@@ -7631,7 +7088,7 @@
                 <w:sz w:val="24"/>
                 <w:szCs w:val="24"/>
               </w:rPr>
-              <w:t xml:space="preserve"> </w:t>
+              <w:t xml:space="preserve">s and refining the alignment </w:t>
             </w:r>
             <w:r>
               <w:rPr>
@@ -7640,7 +7097,7 @@
                 <w:sz w:val="24"/>
                 <w:szCs w:val="24"/>
               </w:rPr>
-              <w:t>and created a cleaner page structure</w:t>
+              <w:t xml:space="preserve">of page elements in addition </w:t>
             </w:r>
             <w:r>
               <w:rPr>
@@ -7649,112 +7106,7 @@
                 <w:sz w:val="24"/>
                 <w:szCs w:val="24"/>
               </w:rPr>
-              <w:t xml:space="preserve"> I also improved the ov</w:t>
-            </w:r>
-            <w:r>
-              <w:rPr>
-                <w:b/>
-                <w:color w:val="000000"/>
-                <w:sz w:val="24"/>
-                <w:szCs w:val="24"/>
-              </w:rPr>
-              <w:t xml:space="preserve">erall appearance of the web landing page </w:t>
-            </w:r>
-            <w:proofErr w:type="spellStart"/>
-            <w:r>
-              <w:rPr>
-                <w:b/>
-                <w:color w:val="000000"/>
-                <w:sz w:val="24"/>
-                <w:szCs w:val="24"/>
-              </w:rPr>
-              <w:t>bt</w:t>
-            </w:r>
-            <w:proofErr w:type="spellEnd"/>
-            <w:r>
-              <w:rPr>
-                <w:b/>
-                <w:color w:val="000000"/>
-                <w:sz w:val="24"/>
-                <w:szCs w:val="24"/>
-              </w:rPr>
-              <w:t xml:space="preserve"> adjust text </w:t>
-            </w:r>
-            <w:proofErr w:type="spellStart"/>
-            <w:r>
-              <w:rPr>
-                <w:b/>
-                <w:color w:val="000000"/>
-                <w:sz w:val="24"/>
-                <w:szCs w:val="24"/>
-              </w:rPr>
-              <w:t>spac</w:t>
-            </w:r>
-            <w:proofErr w:type="spellEnd"/>
-            <w:r>
-              <w:rPr>
-                <w:b/>
-                <w:color w:val="000000"/>
-                <w:sz w:val="24"/>
-                <w:szCs w:val="24"/>
-              </w:rPr>
-              <w:t xml:space="preserve"> , apply the shadow </w:t>
-            </w:r>
-            <w:r>
-              <w:rPr>
-                <w:b/>
-                <w:color w:val="000000"/>
-                <w:sz w:val="24"/>
-                <w:szCs w:val="24"/>
-              </w:rPr>
-              <w:t>effect to heading</w:t>
-            </w:r>
-            <w:r>
-              <w:rPr>
-                <w:b/>
-                <w:color w:val="000000"/>
-                <w:sz w:val="24"/>
-                <w:szCs w:val="24"/>
-              </w:rPr>
-              <w:t xml:space="preserve">s and refining the alignment </w:t>
-            </w:r>
-            <w:r>
-              <w:rPr>
-                <w:b/>
-                <w:color w:val="000000"/>
-                <w:sz w:val="24"/>
-                <w:szCs w:val="24"/>
-              </w:rPr>
-              <w:t xml:space="preserve">of page elements in addition </w:t>
-            </w:r>
-            <w:r>
-              <w:rPr>
-                <w:b/>
-                <w:color w:val="000000"/>
-                <w:sz w:val="24"/>
-                <w:szCs w:val="24"/>
-              </w:rPr>
-              <w:t xml:space="preserve">I reorganized the </w:t>
-            </w:r>
-            <w:proofErr w:type="spellStart"/>
-            <w:r>
-              <w:rPr>
-                <w:b/>
-                <w:color w:val="000000"/>
-                <w:sz w:val="24"/>
-                <w:szCs w:val="24"/>
-              </w:rPr>
-              <w:t>css</w:t>
-            </w:r>
-            <w:proofErr w:type="spellEnd"/>
-            <w:r>
-              <w:rPr>
-                <w:b/>
-                <w:color w:val="000000"/>
-                <w:sz w:val="24"/>
-                <w:szCs w:val="24"/>
-              </w:rPr>
-              <w:t xml:space="preserve"> file by separating </w:t>
+              <w:t xml:space="preserve">I reorganized the css file by separating </w:t>
             </w:r>
             <w:r>
               <w:rPr>
@@ -7783,7 +7135,6 @@
                 <w:color w:val="000000"/>
               </w:rPr>
             </w:pPr>
-            <w:proofErr w:type="gramStart"/>
             <w:r>
               <w:rPr>
                 <w:b/>
@@ -7791,9 +7142,8 @@
                 <w:sz w:val="24"/>
                 <w:szCs w:val="24"/>
               </w:rPr>
-              <w:t>So</w:t>
-            </w:r>
-            <w:proofErr w:type="gramEnd"/>
+              <w:t xml:space="preserve">So </w:t>
+            </w:r>
             <w:r>
               <w:rPr>
                 <w:b/>
@@ -7801,9 +7151,8 @@
                 <w:sz w:val="24"/>
                 <w:szCs w:val="24"/>
               </w:rPr>
-              <w:t xml:space="preserve"> </w:t>
-            </w:r>
-            <w:proofErr w:type="gramStart"/>
+              <w:t>these improvement the web app</w:t>
+            </w:r>
             <w:r>
               <w:rPr>
                 <w:b/>
@@ -7811,9 +7160,8 @@
                 <w:sz w:val="24"/>
                 <w:szCs w:val="24"/>
               </w:rPr>
-              <w:t>these improvement</w:t>
-            </w:r>
-            <w:proofErr w:type="gramEnd"/>
+              <w:t xml:space="preserve">earance </w:t>
+            </w:r>
             <w:r>
               <w:rPr>
                 <w:b/>
@@ -7821,45 +7169,7 @@
                 <w:sz w:val="24"/>
                 <w:szCs w:val="24"/>
               </w:rPr>
-              <w:t xml:space="preserve"> the web app</w:t>
-            </w:r>
-            <w:r>
-              <w:rPr>
-                <w:b/>
-                <w:color w:val="000000"/>
-                <w:sz w:val="24"/>
-                <w:szCs w:val="24"/>
-              </w:rPr>
-              <w:t xml:space="preserve">earance </w:t>
-            </w:r>
-            <w:r>
-              <w:rPr>
-                <w:b/>
-                <w:color w:val="000000"/>
-                <w:sz w:val="24"/>
-                <w:szCs w:val="24"/>
-              </w:rPr>
-              <w:t xml:space="preserve">and </w:t>
-            </w:r>
-            <w:proofErr w:type="gramStart"/>
-            <w:r>
-              <w:rPr>
-                <w:b/>
-                <w:color w:val="000000"/>
-                <w:sz w:val="24"/>
-                <w:szCs w:val="24"/>
-              </w:rPr>
-              <w:t>organized</w:t>
-            </w:r>
-            <w:proofErr w:type="gramEnd"/>
-            <w:r>
-              <w:rPr>
-                <w:b/>
-                <w:color w:val="000000"/>
-                <w:sz w:val="24"/>
-                <w:szCs w:val="24"/>
-              </w:rPr>
-              <w:t xml:space="preserve"> it to be better and grow</w:t>
+              <w:t>and organized it to be better and grow</w:t>
             </w:r>
             <w:r>
               <w:rPr>
@@ -7903,117 +7213,12 @@
                 <w:color w:val="000000"/>
               </w:rPr>
             </w:pPr>
-            <w:proofErr w:type="spellStart"/>
-            <w:r>
-              <w:rPr>
-                <w:b/>
-                <w:color w:val="000000"/>
-              </w:rPr>
-              <w:t>Staj</w:t>
-            </w:r>
-            <w:proofErr w:type="spellEnd"/>
-            <w:r>
-              <w:rPr>
-                <w:b/>
-                <w:color w:val="000000"/>
-              </w:rPr>
-              <w:t xml:space="preserve"> </w:t>
-            </w:r>
-            <w:proofErr w:type="spellStart"/>
-            <w:r>
-              <w:rPr>
-                <w:b/>
-                <w:color w:val="000000"/>
-              </w:rPr>
-              <w:t>Sorumlusunun</w:t>
-            </w:r>
-            <w:proofErr w:type="spellEnd"/>
-            <w:r>
-              <w:rPr>
-                <w:b/>
-                <w:color w:val="000000"/>
-              </w:rPr>
-              <w:t xml:space="preserve"> </w:t>
-            </w:r>
-            <w:proofErr w:type="spellStart"/>
-            <w:r>
-              <w:rPr>
-                <w:b/>
-                <w:color w:val="000000"/>
-              </w:rPr>
-              <w:t>Görüşleri</w:t>
-            </w:r>
-            <w:proofErr w:type="spellEnd"/>
-            <w:r>
-              <w:rPr>
-                <w:b/>
-                <w:color w:val="000000"/>
-              </w:rPr>
-              <w:t xml:space="preserve"> </w:t>
-            </w:r>
-            <w:proofErr w:type="spellStart"/>
-            <w:r>
-              <w:rPr>
-                <w:b/>
-                <w:color w:val="000000"/>
-              </w:rPr>
-              <w:t>ve</w:t>
-            </w:r>
-            <w:proofErr w:type="spellEnd"/>
-            <w:r>
-              <w:rPr>
-                <w:b/>
-                <w:color w:val="000000"/>
-              </w:rPr>
-              <w:t xml:space="preserve"> </w:t>
-            </w:r>
-            <w:proofErr w:type="spellStart"/>
-            <w:r>
-              <w:rPr>
-                <w:b/>
-                <w:color w:val="000000"/>
-              </w:rPr>
-              <w:t>Önerileri</w:t>
-            </w:r>
-            <w:proofErr w:type="spellEnd"/>
-            <w:r>
-              <w:rPr>
-                <w:b/>
-                <w:color w:val="000000"/>
-              </w:rPr>
-              <w:t xml:space="preserve"> (</w:t>
-            </w:r>
-            <w:proofErr w:type="spellStart"/>
-            <w:r>
-              <w:rPr>
-                <w:b/>
-                <w:color w:val="000000"/>
-              </w:rPr>
-              <w:t>İsteğe</w:t>
-            </w:r>
-            <w:proofErr w:type="spellEnd"/>
-            <w:r>
-              <w:rPr>
-                <w:b/>
-                <w:color w:val="000000"/>
-              </w:rPr>
-              <w:t xml:space="preserve"> </w:t>
-            </w:r>
-            <w:proofErr w:type="spellStart"/>
-            <w:r>
-              <w:rPr>
-                <w:b/>
-                <w:color w:val="000000"/>
-              </w:rPr>
-              <w:t>bağlıdır</w:t>
-            </w:r>
-            <w:proofErr w:type="spellEnd"/>
-            <w:r>
-              <w:rPr>
-                <w:b/>
-                <w:color w:val="000000"/>
-              </w:rPr>
-              <w:t>)/</w:t>
+            <w:r>
+              <w:rPr>
+                <w:b/>
+                <w:color w:val="000000"/>
+              </w:rPr>
+              <w:t>Staj Sorumlusunun Görüşleri ve Önerileri (İsteğe bağlıdır)/</w:t>
             </w:r>
             <w:r>
               <w:rPr>
@@ -8091,101 +7296,19 @@
                 <w:color w:val="000000"/>
               </w:rPr>
             </w:pPr>
-            <w:proofErr w:type="spellStart"/>
-            <w:r>
-              <w:rPr>
-                <w:b/>
-                <w:color w:val="000000"/>
-              </w:rPr>
-              <w:t>Staj</w:t>
-            </w:r>
-            <w:proofErr w:type="spellEnd"/>
-            <w:r>
-              <w:rPr>
-                <w:b/>
-                <w:color w:val="000000"/>
-              </w:rPr>
-              <w:t xml:space="preserve"> </w:t>
-            </w:r>
-            <w:proofErr w:type="spellStart"/>
-            <w:r>
-              <w:rPr>
-                <w:b/>
-                <w:color w:val="000000"/>
-              </w:rPr>
-              <w:t>Sorumlusunun</w:t>
-            </w:r>
-            <w:proofErr w:type="spellEnd"/>
-            <w:r>
-              <w:rPr>
-                <w:b/>
-                <w:color w:val="000000"/>
-              </w:rPr>
-              <w:t xml:space="preserve"> </w:t>
-            </w:r>
-            <w:proofErr w:type="spellStart"/>
-            <w:r>
-              <w:rPr>
-                <w:b/>
-                <w:color w:val="000000"/>
-              </w:rPr>
-              <w:t>Adı</w:t>
-            </w:r>
-            <w:proofErr w:type="spellEnd"/>
-            <w:r>
-              <w:rPr>
-                <w:b/>
-                <w:color w:val="000000"/>
-              </w:rPr>
-              <w:t xml:space="preserve"> </w:t>
-            </w:r>
-            <w:proofErr w:type="spellStart"/>
-            <w:r>
-              <w:rPr>
-                <w:b/>
-                <w:color w:val="000000"/>
-              </w:rPr>
-              <w:t>Soyadı</w:t>
-            </w:r>
-            <w:proofErr w:type="spellEnd"/>
-            <w:r>
-              <w:rPr>
-                <w:b/>
-                <w:color w:val="000000"/>
-              </w:rPr>
-              <w:t xml:space="preserve"> </w:t>
-            </w:r>
-            <w:proofErr w:type="spellStart"/>
-            <w:r>
-              <w:rPr>
-                <w:b/>
-                <w:color w:val="000000"/>
-              </w:rPr>
-              <w:t>ve</w:t>
-            </w:r>
-            <w:proofErr w:type="spellEnd"/>
-            <w:r>
-              <w:rPr>
-                <w:b/>
-                <w:color w:val="000000"/>
-              </w:rPr>
-              <w:t xml:space="preserve"> </w:t>
-            </w:r>
-            <w:proofErr w:type="spellStart"/>
-            <w:r>
-              <w:rPr>
-                <w:b/>
-                <w:color w:val="000000"/>
-              </w:rPr>
-              <w:t>İmzası</w:t>
-            </w:r>
-            <w:proofErr w:type="spellEnd"/>
-            <w:r>
-              <w:rPr>
-                <w:b/>
-                <w:color w:val="000000"/>
-              </w:rPr>
-              <w:t>/</w:t>
+            <w:r>
+              <w:rPr>
+                <w:b/>
+                <w:color w:val="000000"/>
+              </w:rPr>
+              <w:t xml:space="preserve">Staj Sorumlusunun Adı Soyadı ve </w:t>
+            </w:r>
+            <w:r>
+              <w:rPr>
+                <w:b/>
+                <w:color w:val="000000"/>
+              </w:rPr>
+              <w:t>İmzası/</w:t>
             </w:r>
           </w:p>
           <w:p>
@@ -8242,101 +7365,12 @@
                 <w:color w:val="000000"/>
               </w:rPr>
             </w:pPr>
-            <w:proofErr w:type="spellStart"/>
-            <w:r>
-              <w:rPr>
-                <w:b/>
-                <w:color w:val="000000"/>
-              </w:rPr>
-              <w:t>Staj</w:t>
-            </w:r>
-            <w:proofErr w:type="spellEnd"/>
-            <w:r>
-              <w:rPr>
-                <w:b/>
-                <w:color w:val="000000"/>
-              </w:rPr>
-              <w:t xml:space="preserve"> </w:t>
-            </w:r>
-            <w:proofErr w:type="spellStart"/>
-            <w:r>
-              <w:rPr>
-                <w:b/>
-                <w:color w:val="000000"/>
-              </w:rPr>
-              <w:t>Yapanın</w:t>
-            </w:r>
-            <w:proofErr w:type="spellEnd"/>
-            <w:r>
-              <w:rPr>
-                <w:b/>
-                <w:color w:val="000000"/>
-              </w:rPr>
-              <w:t xml:space="preserve"> </w:t>
-            </w:r>
-            <w:proofErr w:type="spellStart"/>
-            <w:r>
-              <w:rPr>
-                <w:b/>
-                <w:color w:val="000000"/>
-              </w:rPr>
-              <w:t>Adı</w:t>
-            </w:r>
-            <w:proofErr w:type="spellEnd"/>
-            <w:r>
-              <w:rPr>
-                <w:b/>
-                <w:color w:val="000000"/>
-              </w:rPr>
-              <w:t xml:space="preserve"> </w:t>
-            </w:r>
-            <w:proofErr w:type="spellStart"/>
-            <w:r>
-              <w:rPr>
-                <w:b/>
-                <w:color w:val="000000"/>
-              </w:rPr>
-              <w:t>Soyadı</w:t>
-            </w:r>
-            <w:proofErr w:type="spellEnd"/>
-            <w:r>
-              <w:rPr>
-                <w:b/>
-                <w:color w:val="000000"/>
-              </w:rPr>
-              <w:t xml:space="preserve"> </w:t>
-            </w:r>
-            <w:proofErr w:type="spellStart"/>
-            <w:r>
-              <w:rPr>
-                <w:b/>
-                <w:color w:val="000000"/>
-              </w:rPr>
-              <w:t>ve</w:t>
-            </w:r>
-            <w:proofErr w:type="spellEnd"/>
-            <w:r>
-              <w:rPr>
-                <w:b/>
-                <w:color w:val="000000"/>
-              </w:rPr>
-              <w:t xml:space="preserve"> </w:t>
-            </w:r>
-            <w:proofErr w:type="spellStart"/>
-            <w:r>
-              <w:rPr>
-                <w:b/>
-                <w:color w:val="000000"/>
-              </w:rPr>
-              <w:t>İmzası</w:t>
-            </w:r>
-            <w:proofErr w:type="spellEnd"/>
-            <w:r>
-              <w:rPr>
-                <w:b/>
-                <w:color w:val="000000"/>
-              </w:rPr>
-              <w:t>/</w:t>
+            <w:r>
+              <w:rPr>
+                <w:b/>
+                <w:color w:val="000000"/>
+              </w:rPr>
+              <w:t>Staj Yapanın Adı Soyadı ve İmzası/</w:t>
             </w:r>
           </w:p>
           <w:p>
@@ -8493,9 +7527,8 @@
           <w:sz w:val="22"/>
           <w:szCs w:val="22"/>
         </w:rPr>
-        <w:t xml:space="preserve">Bu </w:t>
-      </w:r>
-      <w:proofErr w:type="spellStart"/>
+        <w:t xml:space="preserve">Bu kısım sadece bölüm staj kılavuzunda alan soruları yer alan öğrenciler tarafından </w:t>
+      </w:r>
       <w:r>
         <w:rPr>
           <w:rFonts w:ascii="Times New Roman" w:eastAsia="Times New Roman" w:hAnsi="Times New Roman" w:cs="Times New Roman"/>
@@ -8504,9 +7537,8 @@
           <w:sz w:val="22"/>
           <w:szCs w:val="22"/>
         </w:rPr>
-        <w:t>kısım</w:t>
-      </w:r>
-      <w:proofErr w:type="spellEnd"/>
+        <w:t xml:space="preserve">dolduracaktır, </w:t>
+      </w:r>
       <w:r>
         <w:rPr>
           <w:rFonts w:ascii="Times New Roman" w:eastAsia="Times New Roman" w:hAnsi="Times New Roman" w:cs="Times New Roman"/>
@@ -8515,9 +7547,8 @@
           <w:sz w:val="22"/>
           <w:szCs w:val="22"/>
         </w:rPr>
-        <w:t xml:space="preserve"> </w:t>
-      </w:r>
-      <w:proofErr w:type="spellStart"/>
+        <w:t>D</w:t>
+      </w:r>
       <w:r>
         <w:rPr>
           <w:rFonts w:ascii="Times New Roman" w:eastAsia="Times New Roman" w:hAnsi="Times New Roman" w:cs="Times New Roman"/>
@@ -8526,380 +7557,7 @@
           <w:sz w:val="22"/>
           <w:szCs w:val="22"/>
         </w:rPr>
-        <w:t>sadece</w:t>
-      </w:r>
-      <w:proofErr w:type="spellEnd"/>
-      <w:r>
-        <w:rPr>
-          <w:rFonts w:ascii="Times New Roman" w:eastAsia="Times New Roman" w:hAnsi="Times New Roman" w:cs="Times New Roman"/>
-          <w:b/>
-          <w:color w:val="000000"/>
-          <w:sz w:val="22"/>
-          <w:szCs w:val="22"/>
-        </w:rPr>
-        <w:t xml:space="preserve"> </w:t>
-      </w:r>
-      <w:proofErr w:type="spellStart"/>
-      <w:r>
-        <w:rPr>
-          <w:rFonts w:ascii="Times New Roman" w:eastAsia="Times New Roman" w:hAnsi="Times New Roman" w:cs="Times New Roman"/>
-          <w:b/>
-          <w:color w:val="000000"/>
-          <w:sz w:val="22"/>
-          <w:szCs w:val="22"/>
-        </w:rPr>
-        <w:t>bölüm</w:t>
-      </w:r>
-      <w:proofErr w:type="spellEnd"/>
-      <w:r>
-        <w:rPr>
-          <w:rFonts w:ascii="Times New Roman" w:eastAsia="Times New Roman" w:hAnsi="Times New Roman" w:cs="Times New Roman"/>
-          <w:b/>
-          <w:color w:val="000000"/>
-          <w:sz w:val="22"/>
-          <w:szCs w:val="22"/>
-        </w:rPr>
-        <w:t xml:space="preserve"> </w:t>
-      </w:r>
-      <w:proofErr w:type="spellStart"/>
-      <w:r>
-        <w:rPr>
-          <w:rFonts w:ascii="Times New Roman" w:eastAsia="Times New Roman" w:hAnsi="Times New Roman" w:cs="Times New Roman"/>
-          <w:b/>
-          <w:color w:val="000000"/>
-          <w:sz w:val="22"/>
-          <w:szCs w:val="22"/>
-        </w:rPr>
-        <w:t>staj</w:t>
-      </w:r>
-      <w:proofErr w:type="spellEnd"/>
-      <w:r>
-        <w:rPr>
-          <w:rFonts w:ascii="Times New Roman" w:eastAsia="Times New Roman" w:hAnsi="Times New Roman" w:cs="Times New Roman"/>
-          <w:b/>
-          <w:color w:val="000000"/>
-          <w:sz w:val="22"/>
-          <w:szCs w:val="22"/>
-        </w:rPr>
-        <w:t xml:space="preserve"> </w:t>
-      </w:r>
-      <w:proofErr w:type="spellStart"/>
-      <w:r>
-        <w:rPr>
-          <w:rFonts w:ascii="Times New Roman" w:eastAsia="Times New Roman" w:hAnsi="Times New Roman" w:cs="Times New Roman"/>
-          <w:b/>
-          <w:color w:val="000000"/>
-          <w:sz w:val="22"/>
-          <w:szCs w:val="22"/>
-        </w:rPr>
-        <w:t>kılavuzunda</w:t>
-      </w:r>
-      <w:proofErr w:type="spellEnd"/>
-      <w:r>
-        <w:rPr>
-          <w:rFonts w:ascii="Times New Roman" w:eastAsia="Times New Roman" w:hAnsi="Times New Roman" w:cs="Times New Roman"/>
-          <w:b/>
-          <w:color w:val="000000"/>
-          <w:sz w:val="22"/>
-          <w:szCs w:val="22"/>
-        </w:rPr>
-        <w:t xml:space="preserve"> </w:t>
-      </w:r>
-      <w:proofErr w:type="spellStart"/>
-      <w:r>
-        <w:rPr>
-          <w:rFonts w:ascii="Times New Roman" w:eastAsia="Times New Roman" w:hAnsi="Times New Roman" w:cs="Times New Roman"/>
-          <w:b/>
-          <w:color w:val="000000"/>
-          <w:sz w:val="22"/>
-          <w:szCs w:val="22"/>
-        </w:rPr>
-        <w:t>alan</w:t>
-      </w:r>
-      <w:proofErr w:type="spellEnd"/>
-      <w:r>
-        <w:rPr>
-          <w:rFonts w:ascii="Times New Roman" w:eastAsia="Times New Roman" w:hAnsi="Times New Roman" w:cs="Times New Roman"/>
-          <w:b/>
-          <w:color w:val="000000"/>
-          <w:sz w:val="22"/>
-          <w:szCs w:val="22"/>
-        </w:rPr>
-        <w:t xml:space="preserve"> </w:t>
-      </w:r>
-      <w:proofErr w:type="spellStart"/>
-      <w:r>
-        <w:rPr>
-          <w:rFonts w:ascii="Times New Roman" w:eastAsia="Times New Roman" w:hAnsi="Times New Roman" w:cs="Times New Roman"/>
-          <w:b/>
-          <w:color w:val="000000"/>
-          <w:sz w:val="22"/>
-          <w:szCs w:val="22"/>
-        </w:rPr>
-        <w:t>soruları</w:t>
-      </w:r>
-      <w:proofErr w:type="spellEnd"/>
-      <w:r>
-        <w:rPr>
-          <w:rFonts w:ascii="Times New Roman" w:eastAsia="Times New Roman" w:hAnsi="Times New Roman" w:cs="Times New Roman"/>
-          <w:b/>
-          <w:color w:val="000000"/>
-          <w:sz w:val="22"/>
-          <w:szCs w:val="22"/>
-        </w:rPr>
-        <w:t xml:space="preserve"> </w:t>
-      </w:r>
-      <w:proofErr w:type="spellStart"/>
-      <w:r>
-        <w:rPr>
-          <w:rFonts w:ascii="Times New Roman" w:eastAsia="Times New Roman" w:hAnsi="Times New Roman" w:cs="Times New Roman"/>
-          <w:b/>
-          <w:color w:val="000000"/>
-          <w:sz w:val="22"/>
-          <w:szCs w:val="22"/>
-        </w:rPr>
-        <w:t>yer</w:t>
-      </w:r>
-      <w:proofErr w:type="spellEnd"/>
-      <w:r>
-        <w:rPr>
-          <w:rFonts w:ascii="Times New Roman" w:eastAsia="Times New Roman" w:hAnsi="Times New Roman" w:cs="Times New Roman"/>
-          <w:b/>
-          <w:color w:val="000000"/>
-          <w:sz w:val="22"/>
-          <w:szCs w:val="22"/>
-        </w:rPr>
-        <w:t xml:space="preserve"> </w:t>
-      </w:r>
-      <w:proofErr w:type="spellStart"/>
-      <w:r>
-        <w:rPr>
-          <w:rFonts w:ascii="Times New Roman" w:eastAsia="Times New Roman" w:hAnsi="Times New Roman" w:cs="Times New Roman"/>
-          <w:b/>
-          <w:color w:val="000000"/>
-          <w:sz w:val="22"/>
-          <w:szCs w:val="22"/>
-        </w:rPr>
-        <w:t>alan</w:t>
-      </w:r>
-      <w:proofErr w:type="spellEnd"/>
-      <w:r>
-        <w:rPr>
-          <w:rFonts w:ascii="Times New Roman" w:eastAsia="Times New Roman" w:hAnsi="Times New Roman" w:cs="Times New Roman"/>
-          <w:b/>
-          <w:color w:val="000000"/>
-          <w:sz w:val="22"/>
-          <w:szCs w:val="22"/>
-        </w:rPr>
-        <w:t xml:space="preserve"> </w:t>
-      </w:r>
-      <w:proofErr w:type="spellStart"/>
-      <w:r>
-        <w:rPr>
-          <w:rFonts w:ascii="Times New Roman" w:eastAsia="Times New Roman" w:hAnsi="Times New Roman" w:cs="Times New Roman"/>
-          <w:b/>
-          <w:color w:val="000000"/>
-          <w:sz w:val="22"/>
-          <w:szCs w:val="22"/>
-        </w:rPr>
-        <w:t>öğrenciler</w:t>
-      </w:r>
-      <w:proofErr w:type="spellEnd"/>
-      <w:r>
-        <w:rPr>
-          <w:rFonts w:ascii="Times New Roman" w:eastAsia="Times New Roman" w:hAnsi="Times New Roman" w:cs="Times New Roman"/>
-          <w:b/>
-          <w:color w:val="000000"/>
-          <w:sz w:val="22"/>
-          <w:szCs w:val="22"/>
-        </w:rPr>
-        <w:t xml:space="preserve"> </w:t>
-      </w:r>
-      <w:proofErr w:type="spellStart"/>
-      <w:r>
-        <w:rPr>
-          <w:rFonts w:ascii="Times New Roman" w:eastAsia="Times New Roman" w:hAnsi="Times New Roman" w:cs="Times New Roman"/>
-          <w:b/>
-          <w:color w:val="000000"/>
-          <w:sz w:val="22"/>
-          <w:szCs w:val="22"/>
-        </w:rPr>
-        <w:t>tarafından</w:t>
-      </w:r>
-      <w:proofErr w:type="spellEnd"/>
-      <w:r>
-        <w:rPr>
-          <w:rFonts w:ascii="Times New Roman" w:eastAsia="Times New Roman" w:hAnsi="Times New Roman" w:cs="Times New Roman"/>
-          <w:b/>
-          <w:color w:val="000000"/>
-          <w:sz w:val="22"/>
-          <w:szCs w:val="22"/>
-        </w:rPr>
-        <w:t xml:space="preserve"> </w:t>
-      </w:r>
-      <w:proofErr w:type="spellStart"/>
-      <w:r>
-        <w:rPr>
-          <w:rFonts w:ascii="Times New Roman" w:eastAsia="Times New Roman" w:hAnsi="Times New Roman" w:cs="Times New Roman"/>
-          <w:b/>
-          <w:color w:val="000000"/>
-          <w:sz w:val="22"/>
-          <w:szCs w:val="22"/>
-        </w:rPr>
-        <w:t>dolduracaktır</w:t>
-      </w:r>
-      <w:proofErr w:type="spellEnd"/>
-      <w:r>
-        <w:rPr>
-          <w:rFonts w:ascii="Times New Roman" w:eastAsia="Times New Roman" w:hAnsi="Times New Roman" w:cs="Times New Roman"/>
-          <w:b/>
-          <w:color w:val="000000"/>
-          <w:sz w:val="22"/>
-          <w:szCs w:val="22"/>
-        </w:rPr>
-        <w:t xml:space="preserve">, </w:t>
-      </w:r>
-      <w:proofErr w:type="spellStart"/>
-      <w:r>
-        <w:rPr>
-          <w:rFonts w:ascii="Times New Roman" w:eastAsia="Times New Roman" w:hAnsi="Times New Roman" w:cs="Times New Roman"/>
-          <w:b/>
-          <w:color w:val="000000"/>
-          <w:sz w:val="22"/>
-          <w:szCs w:val="22"/>
-        </w:rPr>
-        <w:t>D</w:t>
-      </w:r>
-      <w:r>
-        <w:rPr>
-          <w:rFonts w:ascii="Times New Roman" w:eastAsia="Times New Roman" w:hAnsi="Times New Roman" w:cs="Times New Roman"/>
-          <w:b/>
-          <w:color w:val="000000"/>
-          <w:sz w:val="22"/>
-          <w:szCs w:val="22"/>
-        </w:rPr>
-        <w:t>iğer</w:t>
-      </w:r>
-      <w:proofErr w:type="spellEnd"/>
-      <w:r>
-        <w:rPr>
-          <w:rFonts w:ascii="Times New Roman" w:eastAsia="Times New Roman" w:hAnsi="Times New Roman" w:cs="Times New Roman"/>
-          <w:b/>
-          <w:color w:val="000000"/>
-          <w:sz w:val="22"/>
-          <w:szCs w:val="22"/>
-        </w:rPr>
-        <w:t xml:space="preserve"> </w:t>
-      </w:r>
-      <w:proofErr w:type="spellStart"/>
-      <w:r>
-        <w:rPr>
-          <w:rFonts w:ascii="Times New Roman" w:eastAsia="Times New Roman" w:hAnsi="Times New Roman" w:cs="Times New Roman"/>
-          <w:b/>
-          <w:color w:val="000000"/>
-          <w:sz w:val="22"/>
-          <w:szCs w:val="22"/>
-        </w:rPr>
-        <w:t>bölüm</w:t>
-      </w:r>
-      <w:proofErr w:type="spellEnd"/>
-      <w:r>
-        <w:rPr>
-          <w:rFonts w:ascii="Times New Roman" w:eastAsia="Times New Roman" w:hAnsi="Times New Roman" w:cs="Times New Roman"/>
-          <w:b/>
-          <w:color w:val="000000"/>
-          <w:sz w:val="22"/>
-          <w:szCs w:val="22"/>
-        </w:rPr>
-        <w:t xml:space="preserve"> </w:t>
-      </w:r>
-      <w:proofErr w:type="spellStart"/>
-      <w:r>
-        <w:rPr>
-          <w:rFonts w:ascii="Times New Roman" w:eastAsia="Times New Roman" w:hAnsi="Times New Roman" w:cs="Times New Roman"/>
-          <w:b/>
-          <w:color w:val="000000"/>
-          <w:sz w:val="22"/>
-          <w:szCs w:val="22"/>
-        </w:rPr>
-        <w:t>öğrencileri</w:t>
-      </w:r>
-      <w:proofErr w:type="spellEnd"/>
-      <w:r>
-        <w:rPr>
-          <w:rFonts w:ascii="Times New Roman" w:eastAsia="Times New Roman" w:hAnsi="Times New Roman" w:cs="Times New Roman"/>
-          <w:b/>
-          <w:color w:val="000000"/>
-          <w:sz w:val="22"/>
-          <w:szCs w:val="22"/>
-        </w:rPr>
-        <w:t xml:space="preserve"> </w:t>
-      </w:r>
-      <w:proofErr w:type="spellStart"/>
-      <w:r>
-        <w:rPr>
-          <w:rFonts w:ascii="Times New Roman" w:eastAsia="Times New Roman" w:hAnsi="Times New Roman" w:cs="Times New Roman"/>
-          <w:b/>
-          <w:color w:val="000000"/>
-          <w:sz w:val="22"/>
-          <w:szCs w:val="22"/>
-        </w:rPr>
-        <w:t>bu</w:t>
-      </w:r>
-      <w:proofErr w:type="spellEnd"/>
-      <w:r>
-        <w:rPr>
-          <w:rFonts w:ascii="Times New Roman" w:eastAsia="Times New Roman" w:hAnsi="Times New Roman" w:cs="Times New Roman"/>
-          <w:b/>
-          <w:color w:val="000000"/>
-          <w:sz w:val="22"/>
-          <w:szCs w:val="22"/>
-        </w:rPr>
-        <w:t xml:space="preserve"> </w:t>
-      </w:r>
-      <w:proofErr w:type="spellStart"/>
-      <w:r>
-        <w:rPr>
-          <w:rFonts w:ascii="Times New Roman" w:eastAsia="Times New Roman" w:hAnsi="Times New Roman" w:cs="Times New Roman"/>
-          <w:b/>
-          <w:color w:val="000000"/>
-          <w:sz w:val="22"/>
-          <w:szCs w:val="22"/>
-        </w:rPr>
-        <w:t>kısmı</w:t>
-      </w:r>
-      <w:proofErr w:type="spellEnd"/>
-      <w:r>
-        <w:rPr>
-          <w:rFonts w:ascii="Times New Roman" w:eastAsia="Times New Roman" w:hAnsi="Times New Roman" w:cs="Times New Roman"/>
-          <w:b/>
-          <w:color w:val="000000"/>
-          <w:sz w:val="22"/>
-          <w:szCs w:val="22"/>
-        </w:rPr>
-        <w:t xml:space="preserve"> </w:t>
-      </w:r>
-      <w:proofErr w:type="spellStart"/>
-      <w:r>
-        <w:rPr>
-          <w:rFonts w:ascii="Times New Roman" w:eastAsia="Times New Roman" w:hAnsi="Times New Roman" w:cs="Times New Roman"/>
-          <w:b/>
-          <w:color w:val="000000"/>
-          <w:sz w:val="22"/>
-          <w:szCs w:val="22"/>
-        </w:rPr>
-        <w:t>ciltlemeyecektir</w:t>
-      </w:r>
-      <w:proofErr w:type="spellEnd"/>
-      <w:r>
-        <w:rPr>
-          <w:rFonts w:ascii="Times New Roman" w:eastAsia="Times New Roman" w:hAnsi="Times New Roman" w:cs="Times New Roman"/>
-          <w:b/>
-          <w:color w:val="000000"/>
-          <w:sz w:val="22"/>
-          <w:szCs w:val="22"/>
-        </w:rPr>
-        <w:t>.</w:t>
+        <w:t>iğer bölüm öğrencileri bu kısmı ciltlemeyecektir.</w:t>
       </w:r>
       <w:r>
         <w:rPr>
@@ -8959,226 +7617,50 @@
         <w:rPr>
           <w:b/>
         </w:rPr>
-        <w:t>(</w:t>
-      </w:r>
-      <w:proofErr w:type="spellStart"/>
+        <w:t>(Öğrencilerin staj türün</w:t>
+      </w:r>
       <w:r>
         <w:rPr>
           <w:b/>
         </w:rPr>
-        <w:t>Öğrencilerin</w:t>
-      </w:r>
-      <w:proofErr w:type="spellEnd"/>
+        <w:t>e</w:t>
+      </w:r>
       <w:r>
         <w:rPr>
           <w:b/>
         </w:rPr>
+        <w:t xml:space="preserve"> uygun olarak </w:t>
+      </w:r>
+      <w:r>
+        <w:rPr>
+          <w:b/>
+        </w:rPr>
+        <w:t xml:space="preserve">ilgili </w:t>
+      </w:r>
+      <w:r>
+        <w:rPr>
+          <w:b/>
+        </w:rPr>
+        <w:t>Bölüm Kılavuzunda ayrıntılarıyla verilen alan sorularını</w:t>
+      </w:r>
+      <w:r>
+        <w:rPr>
+          <w:b/>
+        </w:rPr>
         <w:t xml:space="preserve"> </w:t>
       </w:r>
-      <w:proofErr w:type="spellStart"/>
       <w:r>
         <w:rPr>
           <w:b/>
         </w:rPr>
-        <w:t>staj</w:t>
-      </w:r>
-      <w:proofErr w:type="spellEnd"/>
-      <w:r>
-        <w:rPr>
-          <w:b/>
-        </w:rPr>
-        <w:t xml:space="preserve"> </w:t>
-      </w:r>
-      <w:proofErr w:type="spellStart"/>
-      <w:r>
-        <w:rPr>
-          <w:b/>
-        </w:rPr>
-        <w:t>türün</w:t>
-      </w:r>
-      <w:r>
-        <w:rPr>
-          <w:b/>
-        </w:rPr>
-        <w:t>e</w:t>
-      </w:r>
-      <w:proofErr w:type="spellEnd"/>
-      <w:r>
-        <w:rPr>
-          <w:b/>
-        </w:rPr>
-        <w:t xml:space="preserve"> </w:t>
-      </w:r>
-      <w:proofErr w:type="spellStart"/>
-      <w:r>
-        <w:rPr>
-          <w:b/>
-        </w:rPr>
-        <w:t>uygun</w:t>
-      </w:r>
-      <w:proofErr w:type="spellEnd"/>
-      <w:r>
-        <w:rPr>
-          <w:b/>
-        </w:rPr>
-        <w:t xml:space="preserve"> </w:t>
-      </w:r>
-      <w:proofErr w:type="spellStart"/>
-      <w:r>
-        <w:rPr>
-          <w:b/>
-        </w:rPr>
-        <w:t>olarak</w:t>
-      </w:r>
-      <w:proofErr w:type="spellEnd"/>
-      <w:r>
-        <w:rPr>
-          <w:b/>
-        </w:rPr>
-        <w:t xml:space="preserve"> </w:t>
-      </w:r>
-      <w:proofErr w:type="spellStart"/>
-      <w:r>
-        <w:rPr>
-          <w:b/>
-        </w:rPr>
-        <w:t>ilgili</w:t>
-      </w:r>
-      <w:proofErr w:type="spellEnd"/>
-      <w:r>
-        <w:rPr>
-          <w:b/>
-        </w:rPr>
-        <w:t xml:space="preserve"> </w:t>
-      </w:r>
-      <w:proofErr w:type="spellStart"/>
-      <w:r>
-        <w:rPr>
-          <w:b/>
-        </w:rPr>
-        <w:t>Bölüm</w:t>
-      </w:r>
-      <w:proofErr w:type="spellEnd"/>
-      <w:r>
-        <w:rPr>
-          <w:b/>
-        </w:rPr>
-        <w:t xml:space="preserve"> Kılavuzunda </w:t>
-      </w:r>
-      <w:proofErr w:type="spellStart"/>
-      <w:r>
-        <w:rPr>
-          <w:b/>
-        </w:rPr>
-        <w:t>ayrıntılarıyla</w:t>
-      </w:r>
-      <w:proofErr w:type="spellEnd"/>
-      <w:r>
-        <w:rPr>
-          <w:b/>
-        </w:rPr>
-        <w:t xml:space="preserve"> </w:t>
-      </w:r>
-      <w:proofErr w:type="spellStart"/>
-      <w:r>
-        <w:rPr>
-          <w:b/>
-        </w:rPr>
-        <w:t>verilen</w:t>
-      </w:r>
-      <w:proofErr w:type="spellEnd"/>
-      <w:r>
-        <w:rPr>
-          <w:b/>
-        </w:rPr>
-        <w:t xml:space="preserve"> </w:t>
-      </w:r>
-      <w:proofErr w:type="spellStart"/>
-      <w:r>
-        <w:rPr>
-          <w:b/>
-        </w:rPr>
-        <w:t>alan</w:t>
-      </w:r>
-      <w:proofErr w:type="spellEnd"/>
-      <w:r>
-        <w:rPr>
-          <w:b/>
-        </w:rPr>
-        <w:t xml:space="preserve"> </w:t>
-      </w:r>
-      <w:proofErr w:type="spellStart"/>
-      <w:r>
-        <w:rPr>
-          <w:b/>
-        </w:rPr>
-        <w:t>sorularını</w:t>
-      </w:r>
-      <w:proofErr w:type="spellEnd"/>
-      <w:r>
-        <w:rPr>
-          <w:b/>
-        </w:rPr>
-        <w:t xml:space="preserve"> </w:t>
-      </w:r>
-      <w:proofErr w:type="spellStart"/>
-      <w:r>
-        <w:rPr>
-          <w:b/>
-        </w:rPr>
-        <w:t>bu</w:t>
-      </w:r>
-      <w:proofErr w:type="spellEnd"/>
-      <w:r>
-        <w:rPr>
-          <w:b/>
-        </w:rPr>
-        <w:t xml:space="preserve"> </w:t>
-      </w:r>
-      <w:proofErr w:type="spellStart"/>
-      <w:r>
-        <w:rPr>
-          <w:b/>
-        </w:rPr>
-        <w:t>kısımda</w:t>
-      </w:r>
-      <w:proofErr w:type="spellEnd"/>
-      <w:r>
-        <w:rPr>
-          <w:b/>
-        </w:rPr>
-        <w:t xml:space="preserve"> </w:t>
-      </w:r>
-      <w:proofErr w:type="spellStart"/>
-      <w:r>
-        <w:rPr>
-          <w:b/>
-        </w:rPr>
-        <w:t>açıklanması</w:t>
-      </w:r>
-      <w:proofErr w:type="spellEnd"/>
-      <w:r>
-        <w:rPr>
-          <w:b/>
-        </w:rPr>
-        <w:t xml:space="preserve"> </w:t>
-      </w:r>
-      <w:proofErr w:type="spellStart"/>
-      <w:proofErr w:type="gramStart"/>
-      <w:r>
-        <w:rPr>
-          <w:b/>
-        </w:rPr>
-        <w:t>gerekmektedir</w:t>
-      </w:r>
-      <w:proofErr w:type="spellEnd"/>
+        <w:t>bu kısımda açıklanması gerekmektedir</w:t>
+      </w:r>
       <w:r>
         <w:rPr>
           <w:bCs/>
         </w:rPr>
         <w:t>./</w:t>
       </w:r>
-      <w:proofErr w:type="gramEnd"/>
       <w:r>
         <w:rPr>
           <w:bCs/>
@@ -9600,213 +8082,8 @@
         <w:jc w:val="both"/>
       </w:pPr>
       <w:r>
-        <w:t>(</w:t>
-      </w:r>
-      <w:proofErr w:type="spellStart"/>
-      <w:r>
-        <w:t>Öğrenci</w:t>
-      </w:r>
-      <w:proofErr w:type="spellEnd"/>
-      <w:r>
-        <w:t xml:space="preserve">, </w:t>
-      </w:r>
-      <w:proofErr w:type="spellStart"/>
-      <w:r>
-        <w:t>Staj</w:t>
-      </w:r>
-      <w:proofErr w:type="spellEnd"/>
-      <w:r>
-        <w:t xml:space="preserve"> </w:t>
-      </w:r>
-      <w:proofErr w:type="spellStart"/>
-      <w:r>
-        <w:t>Raporunun</w:t>
-      </w:r>
-      <w:proofErr w:type="spellEnd"/>
-      <w:r>
-        <w:t xml:space="preserve"> </w:t>
-      </w:r>
-      <w:proofErr w:type="spellStart"/>
-      <w:r>
-        <w:t>içerisinde</w:t>
-      </w:r>
-      <w:proofErr w:type="spellEnd"/>
-      <w:r>
-        <w:t xml:space="preserve"> </w:t>
-      </w:r>
-      <w:proofErr w:type="spellStart"/>
-      <w:r>
-        <w:t>günlük</w:t>
-      </w:r>
-      <w:proofErr w:type="spellEnd"/>
-      <w:r>
-        <w:t xml:space="preserve"> </w:t>
-      </w:r>
-      <w:proofErr w:type="spellStart"/>
-      <w:r>
-        <w:t>tuttuğu</w:t>
-      </w:r>
-      <w:proofErr w:type="spellEnd"/>
-      <w:r>
-        <w:t xml:space="preserve"> </w:t>
-      </w:r>
-      <w:proofErr w:type="spellStart"/>
-      <w:r>
-        <w:t>raporlara</w:t>
-      </w:r>
-      <w:proofErr w:type="spellEnd"/>
-      <w:r>
-        <w:t xml:space="preserve"> </w:t>
-      </w:r>
-      <w:proofErr w:type="spellStart"/>
-      <w:r>
-        <w:t>fotoğraf</w:t>
-      </w:r>
-      <w:proofErr w:type="spellEnd"/>
-      <w:r>
-        <w:t xml:space="preserve">, </w:t>
-      </w:r>
-      <w:proofErr w:type="spellStart"/>
-      <w:r>
-        <w:t>organizasyon</w:t>
-      </w:r>
-      <w:proofErr w:type="spellEnd"/>
-      <w:r>
-        <w:t xml:space="preserve"> </w:t>
-      </w:r>
-      <w:proofErr w:type="spellStart"/>
-      <w:r>
-        <w:t>şeması</w:t>
-      </w:r>
-      <w:proofErr w:type="spellEnd"/>
-      <w:r>
-        <w:t xml:space="preserve">, </w:t>
-      </w:r>
-      <w:proofErr w:type="spellStart"/>
-      <w:r>
-        <w:t>grafik</w:t>
-      </w:r>
-      <w:proofErr w:type="spellEnd"/>
-      <w:r>
-        <w:t xml:space="preserve">, </w:t>
-      </w:r>
-      <w:proofErr w:type="spellStart"/>
-      <w:r>
-        <w:t>şekil</w:t>
-      </w:r>
-      <w:proofErr w:type="spellEnd"/>
-      <w:r>
-        <w:t xml:space="preserve"> vb. </w:t>
-      </w:r>
-      <w:proofErr w:type="spellStart"/>
-      <w:r>
-        <w:t>unsurlar</w:t>
-      </w:r>
-      <w:proofErr w:type="spellEnd"/>
-      <w:r>
-        <w:t xml:space="preserve"> </w:t>
-      </w:r>
-      <w:proofErr w:type="spellStart"/>
-      <w:r>
-        <w:t>ekleyebilir</w:t>
-      </w:r>
-      <w:proofErr w:type="spellEnd"/>
-      <w:r>
-        <w:t xml:space="preserve">. Bu </w:t>
-      </w:r>
-      <w:proofErr w:type="spellStart"/>
-      <w:r>
-        <w:t>ekler</w:t>
-      </w:r>
-      <w:proofErr w:type="spellEnd"/>
-      <w:r>
-        <w:t xml:space="preserve"> </w:t>
-      </w:r>
-      <w:proofErr w:type="spellStart"/>
-      <w:r>
-        <w:t>günlük</w:t>
-      </w:r>
-      <w:proofErr w:type="spellEnd"/>
-      <w:r>
-        <w:t xml:space="preserve"> </w:t>
-      </w:r>
-      <w:proofErr w:type="spellStart"/>
-      <w:r>
-        <w:t>rapor</w:t>
-      </w:r>
-      <w:proofErr w:type="spellEnd"/>
-      <w:r>
-        <w:t xml:space="preserve"> </w:t>
-      </w:r>
-      <w:proofErr w:type="spellStart"/>
-      <w:r>
-        <w:t>içerisinde</w:t>
-      </w:r>
-      <w:proofErr w:type="spellEnd"/>
-      <w:r>
-        <w:t xml:space="preserve"> </w:t>
-      </w:r>
-      <w:proofErr w:type="spellStart"/>
-      <w:r>
-        <w:t>atıf</w:t>
-      </w:r>
-      <w:proofErr w:type="spellEnd"/>
-      <w:r>
-        <w:t xml:space="preserve"> </w:t>
-      </w:r>
-      <w:proofErr w:type="spellStart"/>
-      <w:r>
-        <w:t>yapılarak</w:t>
-      </w:r>
-      <w:proofErr w:type="spellEnd"/>
-      <w:r>
-        <w:t xml:space="preserve"> ek </w:t>
-      </w:r>
-      <w:proofErr w:type="spellStart"/>
-      <w:r>
-        <w:t>sayfasında</w:t>
-      </w:r>
-      <w:proofErr w:type="spellEnd"/>
-      <w:r>
-        <w:t xml:space="preserve"> </w:t>
-      </w:r>
-      <w:proofErr w:type="spellStart"/>
-      <w:r>
-        <w:t>yer</w:t>
-      </w:r>
-      <w:proofErr w:type="spellEnd"/>
-      <w:r>
-        <w:t xml:space="preserve"> </w:t>
-      </w:r>
-      <w:proofErr w:type="spellStart"/>
-      <w:r>
-        <w:t>alabilir</w:t>
-      </w:r>
-      <w:proofErr w:type="spellEnd"/>
-      <w:r>
-        <w:t xml:space="preserve">. </w:t>
-      </w:r>
-      <w:proofErr w:type="spellStart"/>
-      <w:r>
-        <w:t>İstenirse</w:t>
-      </w:r>
-      <w:proofErr w:type="spellEnd"/>
-      <w:r>
-        <w:t xml:space="preserve"> Ek </w:t>
-      </w:r>
-      <w:proofErr w:type="spellStart"/>
-      <w:r>
-        <w:t>sayfaları</w:t>
-      </w:r>
-      <w:proofErr w:type="spellEnd"/>
-      <w:r>
-        <w:t xml:space="preserve"> </w:t>
-      </w:r>
-      <w:proofErr w:type="spellStart"/>
-      <w:r>
-        <w:t>çoğaltılabilir</w:t>
-      </w:r>
-      <w:proofErr w:type="spellEnd"/>
+        <w:t>(Öğrenci, Staj Raporunun içerisinde günlük tuttuğu raporlara fotoğraf, organizasyon şeması, grafik, şekil vb. unsurlar ekleyebilir. Bu ekler günlük rapor içerisinde atıf yapılarak ek sayfasında yer alabilir. İstenirse Ek sayfaları çoğaltılabilir</w:t>
+      </w:r>
       <w:r>
         <w:t>.</w:t>
       </w:r>
@@ -10039,7 +8316,6 @@
       <w:ind w:right="282" w:hanging="2"/>
       <w:jc w:val="right"/>
     </w:pPr>
-    <w:proofErr w:type="gramStart"/>
     <w:r>
       <w:rPr>
         <w:b/>
@@ -10078,16 +8354,7 @@
         <w:sz w:val="16"/>
         <w:szCs w:val="16"/>
       </w:rPr>
-      <w:t>/REV.NO</w:t>
-    </w:r>
-    <w:proofErr w:type="gramEnd"/>
-    <w:r>
-      <w:rPr>
-        <w:b/>
-        <w:sz w:val="16"/>
-        <w:szCs w:val="16"/>
-      </w:rPr>
-      <w:t>-0</w:t>
+      <w:t>/REV.NO-0</w:t>
     </w:r>
     <w:r>
       <w:rPr>
@@ -10178,7 +8445,6 @@
       <w:ind w:right="282" w:hanging="2"/>
       <w:jc w:val="right"/>
     </w:pPr>
-    <w:proofErr w:type="gramStart"/>
     <w:r>
       <w:rPr>
         <w:b/>
@@ -10201,16 +8467,7 @@
         <w:sz w:val="16"/>
         <w:szCs w:val="16"/>
       </w:rPr>
-      <w:t>/23.06.2023/REV.NO</w:t>
-    </w:r>
-    <w:proofErr w:type="gramEnd"/>
-    <w:r>
-      <w:rPr>
-        <w:b/>
-        <w:sz w:val="16"/>
-        <w:szCs w:val="16"/>
-      </w:rPr>
-      <w:t>-00</w:t>
+      <w:t>/23.06.2023/REV.NO-00</w:t>
     </w:r>
   </w:p>
   <w:p>
@@ -10303,16 +8560,7 @@
         <w:szCs w:val="16"/>
         <w:lang w:val="tr-TR"/>
       </w:rPr>
-      <w:t xml:space="preserve"> </w:t>
-    </w:r>
-    <w:r>
-      <w:rPr>
-        <w:b/>
-        <w:sz w:val="16"/>
-        <w:szCs w:val="16"/>
-        <w:lang w:val="tr-TR"/>
-      </w:rPr>
-      <w:t xml:space="preserve">/ </w:t>
+      <w:t xml:space="preserve"> / </w:t>
     </w:r>
     <w:r>
       <w:rPr>
@@ -10369,7 +8617,6 @@
       <w:ind w:right="140" w:hanging="2"/>
       <w:jc w:val="right"/>
     </w:pPr>
-    <w:proofErr w:type="gramStart"/>
     <w:r>
       <w:rPr>
         <w:b/>
@@ -10392,16 +8639,7 @@
         <w:sz w:val="16"/>
         <w:szCs w:val="16"/>
       </w:rPr>
-      <w:t>/REV.NO</w:t>
-    </w:r>
-    <w:proofErr w:type="gramEnd"/>
-    <w:r>
-      <w:rPr>
-        <w:b/>
-        <w:sz w:val="16"/>
-        <w:szCs w:val="16"/>
-      </w:rPr>
-      <w:t>-0</w:t>
+      <w:t>/REV.NO-0</w:t>
     </w:r>
     <w:r>
       <w:rPr>
@@ -10515,16 +8753,7 @@
             <w:szCs w:val="16"/>
             <w:lang w:val="tr-TR"/>
           </w:rPr>
-          <w:t xml:space="preserve"> </w:t>
-        </w:r>
-        <w:r>
-          <w:rPr>
-            <w:b/>
-            <w:sz w:val="16"/>
-            <w:szCs w:val="16"/>
-            <w:lang w:val="tr-TR"/>
-          </w:rPr>
-          <w:t xml:space="preserve">/ </w:t>
+          <w:t xml:space="preserve"> / </w:t>
         </w:r>
         <w:r>
           <w:rPr>
@@ -10583,7 +8812,6 @@
       <w:ind w:right="282" w:hanging="2"/>
       <w:jc w:val="right"/>
     </w:pPr>
-    <w:proofErr w:type="gramStart"/>
     <w:r>
       <w:rPr>
         <w:b/>
@@ -10622,16 +8850,7 @@
         <w:sz w:val="16"/>
         <w:szCs w:val="16"/>
       </w:rPr>
-      <w:t>/REV.NO</w:t>
-    </w:r>
-    <w:proofErr w:type="gramEnd"/>
-    <w:r>
-      <w:rPr>
-        <w:b/>
-        <w:sz w:val="16"/>
-        <w:szCs w:val="16"/>
-      </w:rPr>
-      <w:t>-0</w:t>
+      <w:t>/REV.NO-0</w:t>
     </w:r>
     <w:r>
       <w:rPr>
@@ -10797,16 +9016,7 @@
               <w:sz w:val="24"/>
               <w:szCs w:val="24"/>
             </w:rPr>
-            <w:t xml:space="preserve">MUHENDISLIUK VE DOGA </w:t>
-          </w:r>
-          <w:proofErr w:type="gramStart"/>
-          <w:r>
-            <w:rPr>
-              <w:b/>
-              <w:sz w:val="24"/>
-              <w:szCs w:val="24"/>
-            </w:rPr>
-            <w:t>BI</w:t>
+            <w:t>MUHENDISLIUK VE DOGA BI</w:t>
           </w:r>
           <w:r>
             <w:rPr>
@@ -10824,7 +9034,6 @@
             </w:rPr>
             <w:t xml:space="preserve"> FAKÜLTESİ</w:t>
           </w:r>
-          <w:proofErr w:type="gramEnd"/>
         </w:p>
         <w:p>
           <w:pPr>
@@ -10839,14 +9048,7 @@
             <w:rPr>
               <w:bCs/>
             </w:rPr>
-            <w:t xml:space="preserve">FACULTY </w:t>
-          </w:r>
-          <w:proofErr w:type="gramStart"/>
-          <w:r>
-            <w:rPr>
-              <w:bCs/>
-            </w:rPr>
-            <w:t xml:space="preserve">OF </w:t>
+            <w:t xml:space="preserve">FACULTY OF </w:t>
           </w:r>
           <w:r>
             <w:rPr>
@@ -10860,16 +9062,7 @@
               <w:sz w:val="32"/>
               <w:szCs w:val="32"/>
             </w:rPr>
-            <w:t>Software</w:t>
-          </w:r>
-          <w:proofErr w:type="gramEnd"/>
-          <w:r>
-            <w:rPr>
-              <w:bCs/>
-              <w:sz w:val="32"/>
-              <w:szCs w:val="32"/>
-            </w:rPr>
-            <w:t xml:space="preserve"> Engineering</w:t>
+            <w:t>Software Engineering</w:t>
           </w:r>
         </w:p>
         <w:p>
@@ -11459,6 +9652,7 @@
   <w:style w:type="character" w:default="1" w:styleId="DefaultParagraphFont">
     <w:name w:val="Default Paragraph Font"/>
     <w:uiPriority w:val="1"/>
+    <w:semiHidden/>
     <w:unhideWhenUsed/>
   </w:style>
   <w:style w:type="table" w:default="1" w:styleId="TableNormal">
@@ -12196,28 +10390,28 @@
 </file>
 
 <file path=customXml/item1.xml><?xml version="1.0" encoding="utf-8"?>
-<b:Sources xmlns:b="http://schemas.openxmlformats.org/officeDocument/2006/bibliography" xmlns="http://schemas.openxmlformats.org/officeDocument/2006/bibliography" SelectedStyle="\APASixthEditionOfficeOnline.xsl" StyleName="APA" Version="6"/>
-</file>
-
-<file path=customXml/item2.xml><?xml version="1.0" encoding="utf-8"?>
 <go:gDocsCustomXmlDataStorage xmlns:go="http://customooxmlschemas.google.com/" xmlns:r="http://schemas.openxmlformats.org/officeDocument/2006/relationships" uri="GoogleDocsCustomDataVersion2">
   <go:docsCustomData xmlns:go="http://customooxmlschemas.google.com/" roundtripDataSignature="AMtx7mgOSuG52QKgAcPqkIJvoI76VX1UzA==">CgMxLjA4AHIhMWtwZjJ6SlZCU3AwbDlvX2VIM2NYSXJlTExFM01yQ3A2</go:docsCustomData>
 </go:gDocsCustomXmlDataStorage>
 </file>
 
-<file path=customXml/itemProps1.xml><?xml version="1.0" encoding="utf-8"?>
-<ds:datastoreItem xmlns:ds="http://schemas.openxmlformats.org/officeDocument/2006/customXml" ds:itemID="{24C3C1E6-D33C-4654-A155-CEA9C3B3FB6A}">
-  <ds:schemaRefs>
-    <ds:schemaRef ds:uri="http://schemas.openxmlformats.org/officeDocument/2006/bibliography"/>
-  </ds:schemaRefs>
-</ds:datastoreItem>
+<file path=customXml/item2.xml><?xml version="1.0" encoding="utf-8"?>
+<b:Sources xmlns:b="http://schemas.openxmlformats.org/officeDocument/2006/bibliography" xmlns="http://schemas.openxmlformats.org/officeDocument/2006/bibliography" SelectedStyle="\APASixthEditionOfficeOnline.xsl" StyleName="APA" Version="6"/>
 </file>
 
-<file path=customXml/itemProps2.xml><?xml version="1.0" encoding="utf-8"?>
+<file path=customXml/itemProps1.xml><?xml version="1.0" encoding="utf-8"?>
 <ds:datastoreItem xmlns:ds="http://schemas.openxmlformats.org/officeDocument/2006/customXml" ds:itemID="{11111111-1234-1234-1234-123412341234}">
   <ds:schemaRefs>
     <ds:schemaRef ds:uri="http://customooxmlschemas.google.com/"/>
     <ds:schemaRef ds:uri="http://schemas.openxmlformats.org/officeDocument/2006/relationships"/>
   </ds:schemaRefs>
 </ds:datastoreItem>
+</file>
+
+<file path=customXml/itemProps2.xml><?xml version="1.0" encoding="utf-8"?>
+<ds:datastoreItem xmlns:ds="http://schemas.openxmlformats.org/officeDocument/2006/customXml" ds:itemID="{24C3C1E6-D33C-4654-A155-CEA9C3B3FB6A}">
+  <ds:schemaRefs>
+    <ds:schemaRef ds:uri="http://schemas.openxmlformats.org/officeDocument/2006/bibliography"/>
+  </ds:schemaRefs>
+</ds:datastoreItem>
 </file>